--- a/submission/supplementary_appendix.docx
+++ b/submission/supplementary_appendix.docx
@@ -122,632 +122,7 @@
           <w:b/>
           <w:bCs/>
         </w:rPr>
-        <w:t xml:space="preserve">Supplementary Table S1: Sensitivity analyses (full test cohort, n=190)</w:t>
-      </w:r>
-    </w:p>
-    <w:tbl>
-      <w:tblPr>
-        <w:tblStyle w:val="Table"/>
-        <w:tblW w:type="pct" w:w="5000"/>
-        <w:tblLayout w:type="fixed"/>
-        <w:tblLook w:firstRow="1" w:lastRow="0" w:firstColumn="0" w:lastColumn="0" w:noHBand="0" w:noVBand="0" w:val="0020"/>
-      </w:tblPr>
-      <w:tblGrid>
-        <w:gridCol w:w="2640"/>
-        <w:gridCol w:w="2640"/>
-        <w:gridCol w:w="2640"/>
-      </w:tblGrid>
-      <w:tr>
-        <w:trPr>
-          <w:tblHeader w:val="on"/>
-        </w:trPr>
-        <w:tc>
-          <w:tcPr/>
-          <w:p>
-            <w:pPr>
-              <w:pStyle w:val="Compact"/>
-            </w:pPr>
-            <w:r>
-              <w:t xml:space="preserve">Analysis</w:t>
-            </w:r>
-          </w:p>
-        </w:tc>
-        <w:tc>
-          <w:tcPr/>
-          <w:p>
-            <w:pPr>
-              <w:pStyle w:val="Compact"/>
-            </w:pPr>
-            <w:r>
-              <w:t xml:space="preserve">EHR AUROC</w:t>
-            </w:r>
-          </w:p>
-        </w:tc>
-        <w:tc>
-          <w:tcPr/>
-          <w:p>
-            <w:pPr>
-              <w:pStyle w:val="Compact"/>
-            </w:pPr>
-            <w:r>
-              <w:t xml:space="preserve">Average-fusion AUROC</w:t>
-            </w:r>
-          </w:p>
-        </w:tc>
-      </w:tr>
-      <w:tr>
-        <w:tc>
-          <w:tcPr/>
-          <w:p>
-            <w:pPr>
-              <w:pStyle w:val="Compact"/>
-            </w:pPr>
-            <w:r>
-              <w:t xml:space="preserve">Primary analysis (reference configuration: C=0.1, L1 ratio 0.99, standardization over all studies)</w:t>
-            </w:r>
-          </w:p>
-        </w:tc>
-        <w:tc>
-          <w:tcPr/>
-          <w:p>
-            <w:pPr>
-              <w:pStyle w:val="Compact"/>
-            </w:pPr>
-            <w:r>
-              <w:t xml:space="preserve">0.91</w:t>
-            </w:r>
-          </w:p>
-        </w:tc>
-        <w:tc>
-          <w:tcPr/>
-          <w:p>
-            <w:pPr>
-              <w:pStyle w:val="Compact"/>
-            </w:pPr>
-            <w:r>
-              <w:t xml:space="preserve">0.94</w:t>
-            </w:r>
-          </w:p>
-        </w:tc>
-      </w:tr>
-      <w:tr>
-        <w:tc>
-          <w:tcPr/>
-          <w:p>
-            <w:pPr>
-              <w:pStyle w:val="Compact"/>
-            </w:pPr>
-            <w:r>
-              <w:t xml:space="preserve">Standardization fitted on training split only</w:t>
-            </w:r>
-          </w:p>
-        </w:tc>
-        <w:tc>
-          <w:tcPr/>
-          <w:p>
-            <w:pPr>
-              <w:pStyle w:val="Compact"/>
-            </w:pPr>
-            <w:r>
-              <w:t xml:space="preserve">0.89</w:t>
-            </w:r>
-          </w:p>
-        </w:tc>
-        <w:tc>
-          <w:tcPr/>
-          <w:p>
-            <w:pPr>
-              <w:pStyle w:val="Compact"/>
-            </w:pPr>
-            <w:r>
-              <w:t xml:space="preserve">0.94</w:t>
-            </w:r>
-          </w:p>
-        </w:tc>
-      </w:tr>
-      <w:tr>
-        <w:tc>
-          <w:tcPr/>
-          <w:p>
-            <w:pPr>
-              <w:pStyle w:val="Compact"/>
-            </w:pPr>
-            <w:r>
-              <w:t xml:space="preserve">Elastic-net tuned by 5-fold CV grid search (selected C=0.1, l1_ratio=0.99)</w:t>
-            </w:r>
-          </w:p>
-        </w:tc>
-        <w:tc>
-          <w:tcPr/>
-          <w:p>
-            <w:pPr>
-              <w:pStyle w:val="Compact"/>
-            </w:pPr>
-            <w:r>
-              <w:t xml:space="preserve">0.91</w:t>
-            </w:r>
-          </w:p>
-        </w:tc>
-        <w:tc>
-          <w:tcPr/>
-          <w:p>
-            <w:pPr>
-              <w:pStyle w:val="Compact"/>
-            </w:pPr>
-            <w:r>
-              <w:t xml:space="preserve">0.94</w:t>
-            </w:r>
-          </w:p>
-        </w:tc>
-      </w:tr>
-      <w:tr>
-        <w:tc>
-          <w:tcPr/>
-          <w:p>
-            <w:pPr>
-              <w:pStyle w:val="Compact"/>
-            </w:pPr>
-            <w:r>
-              <w:t xml:space="preserve">Grid-searched elastic-net without all three prespecified groups (C=0.01, l1_ratio=0.5)</w:t>
-            </w:r>
-          </w:p>
-        </w:tc>
-        <w:tc>
-          <w:tcPr/>
-          <w:p>
-            <w:pPr>
-              <w:pStyle w:val="Compact"/>
-            </w:pPr>
-            <w:r>
-              <w:t xml:space="preserve">0.75</w:t>
-            </w:r>
-          </w:p>
-        </w:tc>
-        <w:tc>
-          <w:tcPr/>
-          <w:p>
-            <w:pPr>
-              <w:pStyle w:val="Compact"/>
-            </w:pPr>
-            <w:r>
-              <w:t xml:space="preserve">0.83</w:t>
-            </w:r>
-          </w:p>
-        </w:tc>
-      </w:tr>
-      <w:tr>
-        <w:tc>
-          <w:tcPr/>
-          <w:p>
-            <w:pPr>
-              <w:pStyle w:val="Compact"/>
-            </w:pPr>
-            <w:r>
-              <w:t xml:space="preserve">SVC EHR estimator (Table 2 operating point model)</w:t>
-            </w:r>
-          </w:p>
-        </w:tc>
-        <w:tc>
-          <w:tcPr/>
-          <w:p>
-            <w:pPr>
-              <w:pStyle w:val="Compact"/>
-            </w:pPr>
-            <w:r>
-              <w:t xml:space="preserve">0.91</w:t>
-            </w:r>
-          </w:p>
-        </w:tc>
-        <w:tc>
-          <w:tcPr/>
-          <w:p>
-            <w:pPr>
-              <w:pStyle w:val="Compact"/>
-            </w:pPr>
-            <w:r>
-              <w:t xml:space="preserve">0.93</w:t>
-            </w:r>
-          </w:p>
-        </w:tc>
-      </w:tr>
-    </w:tbl>
-    <w:p>
-      <w:pPr>
-        <w:pStyle w:val="BodyText"/>
-      </w:pPr>
-      <w:r>
-        <w:rPr>
-          <w:i/>
-          <w:iCs/>
-        </w:rPr>
-        <w:t xml:space="preserve">Grid search used five-fold stratified cross-validation on the training split (1,454 studies), scored by AUROC. Cross-validated AUROC for each candidate configuration is shown below. The SVC row reports discrimination of the estimator used for the Table 5 operating point. AUROC: area under the receiver operating characteristic curve; CV: cross-validation; EHR: electronic health record; SVC: support-vector classifier.</w:t>
-      </w:r>
-    </w:p>
-    <w:tbl>
-      <w:tblPr>
-        <w:tblStyle w:val="Table"/>
-        <w:tblW w:type="auto" w:w="0"/>
-        <w:tblLook w:firstRow="1" w:lastRow="0" w:firstColumn="0" w:lastColumn="0" w:noHBand="0" w:noVBand="0" w:val="0020"/>
-      </w:tblPr>
-      <w:tblGrid>
-        <w:gridCol w:w="2640"/>
-        <w:gridCol w:w="2640"/>
-        <w:gridCol w:w="2640"/>
-      </w:tblGrid>
-      <w:tr>
-        <w:trPr>
-          <w:tblHeader w:val="on"/>
-        </w:trPr>
-        <w:tc>
-          <w:tcPr/>
-          <w:p>
-            <w:pPr>
-              <w:pStyle w:val="Compact"/>
-            </w:pPr>
-            <w:r>
-              <w:t xml:space="preserve">C</w:t>
-            </w:r>
-          </w:p>
-        </w:tc>
-        <w:tc>
-          <w:tcPr/>
-          <w:p>
-            <w:pPr>
-              <w:pStyle w:val="Compact"/>
-            </w:pPr>
-            <w:r>
-              <w:t xml:space="preserve">L1 ratio</w:t>
-            </w:r>
-          </w:p>
-        </w:tc>
-        <w:tc>
-          <w:tcPr/>
-          <w:p>
-            <w:pPr>
-              <w:pStyle w:val="Compact"/>
-            </w:pPr>
-            <w:r>
-              <w:t xml:space="preserve">Mean 5-fold CV AUROC (training split)</w:t>
-            </w:r>
-          </w:p>
-        </w:tc>
-      </w:tr>
-      <w:tr>
-        <w:tc>
-          <w:tcPr/>
-          <w:p>
-            <w:pPr>
-              <w:pStyle w:val="Compact"/>
-            </w:pPr>
-            <w:r>
-              <w:t xml:space="preserve">0.01</w:t>
-            </w:r>
-          </w:p>
-        </w:tc>
-        <w:tc>
-          <w:tcPr/>
-          <w:p>
-            <w:pPr>
-              <w:pStyle w:val="Compact"/>
-            </w:pPr>
-            <w:r>
-              <w:t xml:space="preserve">0.5</w:t>
-            </w:r>
-          </w:p>
-        </w:tc>
-        <w:tc>
-          <w:tcPr/>
-          <w:p>
-            <w:pPr>
-              <w:pStyle w:val="Compact"/>
-            </w:pPr>
-            <w:r>
-              <w:t xml:space="preserve">0.919</w:t>
-            </w:r>
-          </w:p>
-        </w:tc>
-      </w:tr>
-      <w:tr>
-        <w:tc>
-          <w:tcPr/>
-          <w:p>
-            <w:pPr>
-              <w:pStyle w:val="Compact"/>
-            </w:pPr>
-            <w:r>
-              <w:t xml:space="preserve">0.01</w:t>
-            </w:r>
-          </w:p>
-        </w:tc>
-        <w:tc>
-          <w:tcPr/>
-          <w:p>
-            <w:pPr>
-              <w:pStyle w:val="Compact"/>
-            </w:pPr>
-            <w:r>
-              <w:t xml:space="preserve">0.9</w:t>
-            </w:r>
-          </w:p>
-        </w:tc>
-        <w:tc>
-          <w:tcPr/>
-          <w:p>
-            <w:pPr>
-              <w:pStyle w:val="Compact"/>
-            </w:pPr>
-            <w:r>
-              <w:t xml:space="preserve">0.886</w:t>
-            </w:r>
-          </w:p>
-        </w:tc>
-      </w:tr>
-      <w:tr>
-        <w:tc>
-          <w:tcPr/>
-          <w:p>
-            <w:pPr>
-              <w:pStyle w:val="Compact"/>
-            </w:pPr>
-            <w:r>
-              <w:t xml:space="preserve">0.01</w:t>
-            </w:r>
-          </w:p>
-        </w:tc>
-        <w:tc>
-          <w:tcPr/>
-          <w:p>
-            <w:pPr>
-              <w:pStyle w:val="Compact"/>
-            </w:pPr>
-            <w:r>
-              <w:t xml:space="preserve">0.99</w:t>
-            </w:r>
-          </w:p>
-        </w:tc>
-        <w:tc>
-          <w:tcPr/>
-          <w:p>
-            <w:pPr>
-              <w:pStyle w:val="Compact"/>
-            </w:pPr>
-            <w:r>
-              <w:t xml:space="preserve">0.886</w:t>
-            </w:r>
-          </w:p>
-        </w:tc>
-      </w:tr>
-      <w:tr>
-        <w:tc>
-          <w:tcPr/>
-          <w:p>
-            <w:pPr>
-              <w:pStyle w:val="Compact"/>
-            </w:pPr>
-            <w:r>
-              <w:t xml:space="preserve">0.1</w:t>
-            </w:r>
-          </w:p>
-        </w:tc>
-        <w:tc>
-          <w:tcPr/>
-          <w:p>
-            <w:pPr>
-              <w:pStyle w:val="Compact"/>
-            </w:pPr>
-            <w:r>
-              <w:t xml:space="preserve">0.5</w:t>
-            </w:r>
-          </w:p>
-        </w:tc>
-        <w:tc>
-          <w:tcPr/>
-          <w:p>
-            <w:pPr>
-              <w:pStyle w:val="Compact"/>
-            </w:pPr>
-            <w:r>
-              <w:t xml:space="preserve">0.922</w:t>
-            </w:r>
-          </w:p>
-        </w:tc>
-      </w:tr>
-      <w:tr>
-        <w:tc>
-          <w:tcPr/>
-          <w:p>
-            <w:pPr>
-              <w:pStyle w:val="Compact"/>
-            </w:pPr>
-            <w:r>
-              <w:t xml:space="preserve">0.1</w:t>
-            </w:r>
-          </w:p>
-        </w:tc>
-        <w:tc>
-          <w:tcPr/>
-          <w:p>
-            <w:pPr>
-              <w:pStyle w:val="Compact"/>
-            </w:pPr>
-            <w:r>
-              <w:t xml:space="preserve">0.9</w:t>
-            </w:r>
-          </w:p>
-        </w:tc>
-        <w:tc>
-          <w:tcPr/>
-          <w:p>
-            <w:pPr>
-              <w:pStyle w:val="Compact"/>
-            </w:pPr>
-            <w:r>
-              <w:t xml:space="preserve">0.925</w:t>
-            </w:r>
-          </w:p>
-        </w:tc>
-      </w:tr>
-      <w:tr>
-        <w:tc>
-          <w:tcPr/>
-          <w:p>
-            <w:pPr>
-              <w:pStyle w:val="Compact"/>
-            </w:pPr>
-            <w:r>
-              <w:t xml:space="preserve">0.1</w:t>
-            </w:r>
-          </w:p>
-        </w:tc>
-        <w:tc>
-          <w:tcPr/>
-          <w:p>
-            <w:pPr>
-              <w:pStyle w:val="Compact"/>
-            </w:pPr>
-            <w:r>
-              <w:t xml:space="preserve">0.99</w:t>
-            </w:r>
-          </w:p>
-        </w:tc>
-        <w:tc>
-          <w:tcPr/>
-          <w:p>
-            <w:pPr>
-              <w:pStyle w:val="Compact"/>
-            </w:pPr>
-            <w:r>
-              <w:t xml:space="preserve">0.925</w:t>
-            </w:r>
-          </w:p>
-        </w:tc>
-      </w:tr>
-      <w:tr>
-        <w:tc>
-          <w:tcPr/>
-          <w:p>
-            <w:pPr>
-              <w:pStyle w:val="Compact"/>
-            </w:pPr>
-            <w:r>
-              <w:t xml:space="preserve">1.0</w:t>
-            </w:r>
-          </w:p>
-        </w:tc>
-        <w:tc>
-          <w:tcPr/>
-          <w:p>
-            <w:pPr>
-              <w:pStyle w:val="Compact"/>
-            </w:pPr>
-            <w:r>
-              <w:t xml:space="preserve">0.5</w:t>
-            </w:r>
-          </w:p>
-        </w:tc>
-        <w:tc>
-          <w:tcPr/>
-          <w:p>
-            <w:pPr>
-              <w:pStyle w:val="Compact"/>
-            </w:pPr>
-            <w:r>
-              <w:t xml:space="preserve">0.887</w:t>
-            </w:r>
-          </w:p>
-        </w:tc>
-      </w:tr>
-      <w:tr>
-        <w:tc>
-          <w:tcPr/>
-          <w:p>
-            <w:pPr>
-              <w:pStyle w:val="Compact"/>
-            </w:pPr>
-            <w:r>
-              <w:t xml:space="preserve">1.0</w:t>
-            </w:r>
-          </w:p>
-        </w:tc>
-        <w:tc>
-          <w:tcPr/>
-          <w:p>
-            <w:pPr>
-              <w:pStyle w:val="Compact"/>
-            </w:pPr>
-            <w:r>
-              <w:t xml:space="preserve">0.9</w:t>
-            </w:r>
-          </w:p>
-        </w:tc>
-        <w:tc>
-          <w:tcPr/>
-          <w:p>
-            <w:pPr>
-              <w:pStyle w:val="Compact"/>
-            </w:pPr>
-            <w:r>
-              <w:t xml:space="preserve">0.895</w:t>
-            </w:r>
-          </w:p>
-        </w:tc>
-      </w:tr>
-      <w:tr>
-        <w:tc>
-          <w:tcPr/>
-          <w:p>
-            <w:pPr>
-              <w:pStyle w:val="Compact"/>
-            </w:pPr>
-            <w:r>
-              <w:t xml:space="preserve">1.0</w:t>
-            </w:r>
-          </w:p>
-        </w:tc>
-        <w:tc>
-          <w:tcPr/>
-          <w:p>
-            <w:pPr>
-              <w:pStyle w:val="Compact"/>
-            </w:pPr>
-            <w:r>
-              <w:t xml:space="preserve">0.99</w:t>
-            </w:r>
-          </w:p>
-        </w:tc>
-        <w:tc>
-          <w:tcPr/>
-          <w:p>
-            <w:pPr>
-              <w:pStyle w:val="Compact"/>
-            </w:pPr>
-            <w:r>
-              <w:t xml:space="preserve">0.897</w:t>
-            </w:r>
-          </w:p>
-        </w:tc>
-      </w:tr>
-    </w:tbl>
-    <w:bookmarkEnd w:id="13"/>
-    <w:bookmarkStart w:id="14" w:name="supplementary-table-s2"/>
-    <w:p>
-      <w:pPr>
-        <w:pStyle w:val="Heading2"/>
-      </w:pPr>
-      <w:r>
-        <w:t xml:space="preserve">Supplementary Table S2</w:t>
-      </w:r>
-    </w:p>
-    <w:p>
-      <w:pPr>
-        <w:pStyle w:val="FirstParagraph"/>
-      </w:pPr>
-      <w:r>
-        <w:rPr>
-          <w:b/>
-          <w:bCs/>
-        </w:rPr>
-        <w:t xml:space="preserve">Supplementary Table S2: Columns in each prespecified leakage-candidate feature group</w:t>
+        <w:t xml:space="preserve">Supplementary Table S1: Columns in each prespecified leakage-candidate feature group</w:t>
       </w:r>
     </w:p>
     <w:tbl>
@@ -1737,6 +1112,631 @@
         <w:t xml:space="preserve">). Groups (a)–(c) were defined by the criteria in Materials &amp; Methods (Label-leakage audit); group (d) is secondary. Only columns retained after zero-variance removal are listed. ICD: International Classification of Diseases.</w:t>
       </w:r>
     </w:p>
+    <w:bookmarkEnd w:id="13"/>
+    <w:bookmarkStart w:id="14" w:name="supplementary-table-s2"/>
+    <w:p>
+      <w:pPr>
+        <w:pStyle w:val="Heading2"/>
+      </w:pPr>
+      <w:r>
+        <w:t xml:space="preserve">Supplementary Table S2</w:t>
+      </w:r>
+    </w:p>
+    <w:p>
+      <w:pPr>
+        <w:pStyle w:val="FirstParagraph"/>
+      </w:pPr>
+      <w:r>
+        <w:rPr>
+          <w:b/>
+          <w:bCs/>
+        </w:rPr>
+        <w:t xml:space="preserve">Supplementary Table S2: Sensitivity analyses (full test cohort, n=190)</w:t>
+      </w:r>
+    </w:p>
+    <w:tbl>
+      <w:tblPr>
+        <w:tblStyle w:val="Table"/>
+        <w:tblW w:type="pct" w:w="5000"/>
+        <w:tblLayout w:type="fixed"/>
+        <w:tblLook w:firstRow="1" w:lastRow="0" w:firstColumn="0" w:lastColumn="0" w:noHBand="0" w:noVBand="0" w:val="0020"/>
+      </w:tblPr>
+      <w:tblGrid>
+        <w:gridCol w:w="2640"/>
+        <w:gridCol w:w="2640"/>
+        <w:gridCol w:w="2640"/>
+      </w:tblGrid>
+      <w:tr>
+        <w:trPr>
+          <w:tblHeader w:val="on"/>
+        </w:trPr>
+        <w:tc>
+          <w:tcPr/>
+          <w:p>
+            <w:pPr>
+              <w:pStyle w:val="Compact"/>
+            </w:pPr>
+            <w:r>
+              <w:t xml:space="preserve">Analysis</w:t>
+            </w:r>
+          </w:p>
+        </w:tc>
+        <w:tc>
+          <w:tcPr/>
+          <w:p>
+            <w:pPr>
+              <w:pStyle w:val="Compact"/>
+            </w:pPr>
+            <w:r>
+              <w:t xml:space="preserve">EHR AUROC</w:t>
+            </w:r>
+          </w:p>
+        </w:tc>
+        <w:tc>
+          <w:tcPr/>
+          <w:p>
+            <w:pPr>
+              <w:pStyle w:val="Compact"/>
+            </w:pPr>
+            <w:r>
+              <w:t xml:space="preserve">Average-fusion AUROC</w:t>
+            </w:r>
+          </w:p>
+        </w:tc>
+      </w:tr>
+      <w:tr>
+        <w:tc>
+          <w:tcPr/>
+          <w:p>
+            <w:pPr>
+              <w:pStyle w:val="Compact"/>
+            </w:pPr>
+            <w:r>
+              <w:t xml:space="preserve">Primary analysis (reference configuration: C=0.1, L1 ratio 0.99, standardization over all studies)</w:t>
+            </w:r>
+          </w:p>
+        </w:tc>
+        <w:tc>
+          <w:tcPr/>
+          <w:p>
+            <w:pPr>
+              <w:pStyle w:val="Compact"/>
+            </w:pPr>
+            <w:r>
+              <w:t xml:space="preserve">0.91</w:t>
+            </w:r>
+          </w:p>
+        </w:tc>
+        <w:tc>
+          <w:tcPr/>
+          <w:p>
+            <w:pPr>
+              <w:pStyle w:val="Compact"/>
+            </w:pPr>
+            <w:r>
+              <w:t xml:space="preserve">0.94</w:t>
+            </w:r>
+          </w:p>
+        </w:tc>
+      </w:tr>
+      <w:tr>
+        <w:tc>
+          <w:tcPr/>
+          <w:p>
+            <w:pPr>
+              <w:pStyle w:val="Compact"/>
+            </w:pPr>
+            <w:r>
+              <w:t xml:space="preserve">Standardization fitted on training split only</w:t>
+            </w:r>
+          </w:p>
+        </w:tc>
+        <w:tc>
+          <w:tcPr/>
+          <w:p>
+            <w:pPr>
+              <w:pStyle w:val="Compact"/>
+            </w:pPr>
+            <w:r>
+              <w:t xml:space="preserve">0.89</w:t>
+            </w:r>
+          </w:p>
+        </w:tc>
+        <w:tc>
+          <w:tcPr/>
+          <w:p>
+            <w:pPr>
+              <w:pStyle w:val="Compact"/>
+            </w:pPr>
+            <w:r>
+              <w:t xml:space="preserve">0.94</w:t>
+            </w:r>
+          </w:p>
+        </w:tc>
+      </w:tr>
+      <w:tr>
+        <w:tc>
+          <w:tcPr/>
+          <w:p>
+            <w:pPr>
+              <w:pStyle w:val="Compact"/>
+            </w:pPr>
+            <w:r>
+              <w:t xml:space="preserve">Elastic-net tuned by 5-fold CV grid search (selected C=0.1, l1_ratio=0.99)</w:t>
+            </w:r>
+          </w:p>
+        </w:tc>
+        <w:tc>
+          <w:tcPr/>
+          <w:p>
+            <w:pPr>
+              <w:pStyle w:val="Compact"/>
+            </w:pPr>
+            <w:r>
+              <w:t xml:space="preserve">0.91</w:t>
+            </w:r>
+          </w:p>
+        </w:tc>
+        <w:tc>
+          <w:tcPr/>
+          <w:p>
+            <w:pPr>
+              <w:pStyle w:val="Compact"/>
+            </w:pPr>
+            <w:r>
+              <w:t xml:space="preserve">0.94</w:t>
+            </w:r>
+          </w:p>
+        </w:tc>
+      </w:tr>
+      <w:tr>
+        <w:tc>
+          <w:tcPr/>
+          <w:p>
+            <w:pPr>
+              <w:pStyle w:val="Compact"/>
+            </w:pPr>
+            <w:r>
+              <w:t xml:space="preserve">Grid-searched elastic-net without all three prespecified groups (C=0.01, l1_ratio=0.5)</w:t>
+            </w:r>
+          </w:p>
+        </w:tc>
+        <w:tc>
+          <w:tcPr/>
+          <w:p>
+            <w:pPr>
+              <w:pStyle w:val="Compact"/>
+            </w:pPr>
+            <w:r>
+              <w:t xml:space="preserve">0.75</w:t>
+            </w:r>
+          </w:p>
+        </w:tc>
+        <w:tc>
+          <w:tcPr/>
+          <w:p>
+            <w:pPr>
+              <w:pStyle w:val="Compact"/>
+            </w:pPr>
+            <w:r>
+              <w:t xml:space="preserve">0.83</w:t>
+            </w:r>
+          </w:p>
+        </w:tc>
+      </w:tr>
+      <w:tr>
+        <w:tc>
+          <w:tcPr/>
+          <w:p>
+            <w:pPr>
+              <w:pStyle w:val="Compact"/>
+            </w:pPr>
+            <w:r>
+              <w:t xml:space="preserve">SVC EHR estimator (Table 2 operating point model)</w:t>
+            </w:r>
+          </w:p>
+        </w:tc>
+        <w:tc>
+          <w:tcPr/>
+          <w:p>
+            <w:pPr>
+              <w:pStyle w:val="Compact"/>
+            </w:pPr>
+            <w:r>
+              <w:t xml:space="preserve">0.91</w:t>
+            </w:r>
+          </w:p>
+        </w:tc>
+        <w:tc>
+          <w:tcPr/>
+          <w:p>
+            <w:pPr>
+              <w:pStyle w:val="Compact"/>
+            </w:pPr>
+            <w:r>
+              <w:t xml:space="preserve">0.93</w:t>
+            </w:r>
+          </w:p>
+        </w:tc>
+      </w:tr>
+    </w:tbl>
+    <w:p>
+      <w:pPr>
+        <w:pStyle w:val="BodyText"/>
+      </w:pPr>
+      <w:r>
+        <w:rPr>
+          <w:i/>
+          <w:iCs/>
+        </w:rPr>
+        <w:t xml:space="preserve">Grid search used five-fold stratified cross-validation on the training split (1,454 studies), scored by AUROC. Cross-validated AUROC for each candidate configuration is shown below. The SVC row reports discrimination of the estimator used for the Table 5 operating point. AUROC: area under the receiver operating characteristic curve; CV: cross-validation; EHR: electronic health record; SVC: support-vector classifier.</w:t>
+      </w:r>
+    </w:p>
+    <w:tbl>
+      <w:tblPr>
+        <w:tblStyle w:val="Table"/>
+        <w:tblW w:type="auto" w:w="0"/>
+        <w:tblLook w:firstRow="1" w:lastRow="0" w:firstColumn="0" w:lastColumn="0" w:noHBand="0" w:noVBand="0" w:val="0020"/>
+      </w:tblPr>
+      <w:tblGrid>
+        <w:gridCol w:w="2640"/>
+        <w:gridCol w:w="2640"/>
+        <w:gridCol w:w="2640"/>
+      </w:tblGrid>
+      <w:tr>
+        <w:trPr>
+          <w:tblHeader w:val="on"/>
+        </w:trPr>
+        <w:tc>
+          <w:tcPr/>
+          <w:p>
+            <w:pPr>
+              <w:pStyle w:val="Compact"/>
+            </w:pPr>
+            <w:r>
+              <w:t xml:space="preserve">C</w:t>
+            </w:r>
+          </w:p>
+        </w:tc>
+        <w:tc>
+          <w:tcPr/>
+          <w:p>
+            <w:pPr>
+              <w:pStyle w:val="Compact"/>
+            </w:pPr>
+            <w:r>
+              <w:t xml:space="preserve">L1 ratio</w:t>
+            </w:r>
+          </w:p>
+        </w:tc>
+        <w:tc>
+          <w:tcPr/>
+          <w:p>
+            <w:pPr>
+              <w:pStyle w:val="Compact"/>
+            </w:pPr>
+            <w:r>
+              <w:t xml:space="preserve">Mean 5-fold CV AUROC (training split)</w:t>
+            </w:r>
+          </w:p>
+        </w:tc>
+      </w:tr>
+      <w:tr>
+        <w:tc>
+          <w:tcPr/>
+          <w:p>
+            <w:pPr>
+              <w:pStyle w:val="Compact"/>
+            </w:pPr>
+            <w:r>
+              <w:t xml:space="preserve">0.01</w:t>
+            </w:r>
+          </w:p>
+        </w:tc>
+        <w:tc>
+          <w:tcPr/>
+          <w:p>
+            <w:pPr>
+              <w:pStyle w:val="Compact"/>
+            </w:pPr>
+            <w:r>
+              <w:t xml:space="preserve">0.5</w:t>
+            </w:r>
+          </w:p>
+        </w:tc>
+        <w:tc>
+          <w:tcPr/>
+          <w:p>
+            <w:pPr>
+              <w:pStyle w:val="Compact"/>
+            </w:pPr>
+            <w:r>
+              <w:t xml:space="preserve">0.919</w:t>
+            </w:r>
+          </w:p>
+        </w:tc>
+      </w:tr>
+      <w:tr>
+        <w:tc>
+          <w:tcPr/>
+          <w:p>
+            <w:pPr>
+              <w:pStyle w:val="Compact"/>
+            </w:pPr>
+            <w:r>
+              <w:t xml:space="preserve">0.01</w:t>
+            </w:r>
+          </w:p>
+        </w:tc>
+        <w:tc>
+          <w:tcPr/>
+          <w:p>
+            <w:pPr>
+              <w:pStyle w:val="Compact"/>
+            </w:pPr>
+            <w:r>
+              <w:t xml:space="preserve">0.9</w:t>
+            </w:r>
+          </w:p>
+        </w:tc>
+        <w:tc>
+          <w:tcPr/>
+          <w:p>
+            <w:pPr>
+              <w:pStyle w:val="Compact"/>
+            </w:pPr>
+            <w:r>
+              <w:t xml:space="preserve">0.886</w:t>
+            </w:r>
+          </w:p>
+        </w:tc>
+      </w:tr>
+      <w:tr>
+        <w:tc>
+          <w:tcPr/>
+          <w:p>
+            <w:pPr>
+              <w:pStyle w:val="Compact"/>
+            </w:pPr>
+            <w:r>
+              <w:t xml:space="preserve">0.01</w:t>
+            </w:r>
+          </w:p>
+        </w:tc>
+        <w:tc>
+          <w:tcPr/>
+          <w:p>
+            <w:pPr>
+              <w:pStyle w:val="Compact"/>
+            </w:pPr>
+            <w:r>
+              <w:t xml:space="preserve">0.99</w:t>
+            </w:r>
+          </w:p>
+        </w:tc>
+        <w:tc>
+          <w:tcPr/>
+          <w:p>
+            <w:pPr>
+              <w:pStyle w:val="Compact"/>
+            </w:pPr>
+            <w:r>
+              <w:t xml:space="preserve">0.886</w:t>
+            </w:r>
+          </w:p>
+        </w:tc>
+      </w:tr>
+      <w:tr>
+        <w:tc>
+          <w:tcPr/>
+          <w:p>
+            <w:pPr>
+              <w:pStyle w:val="Compact"/>
+            </w:pPr>
+            <w:r>
+              <w:t xml:space="preserve">0.1</w:t>
+            </w:r>
+          </w:p>
+        </w:tc>
+        <w:tc>
+          <w:tcPr/>
+          <w:p>
+            <w:pPr>
+              <w:pStyle w:val="Compact"/>
+            </w:pPr>
+            <w:r>
+              <w:t xml:space="preserve">0.5</w:t>
+            </w:r>
+          </w:p>
+        </w:tc>
+        <w:tc>
+          <w:tcPr/>
+          <w:p>
+            <w:pPr>
+              <w:pStyle w:val="Compact"/>
+            </w:pPr>
+            <w:r>
+              <w:t xml:space="preserve">0.922</w:t>
+            </w:r>
+          </w:p>
+        </w:tc>
+      </w:tr>
+      <w:tr>
+        <w:tc>
+          <w:tcPr/>
+          <w:p>
+            <w:pPr>
+              <w:pStyle w:val="Compact"/>
+            </w:pPr>
+            <w:r>
+              <w:t xml:space="preserve">0.1</w:t>
+            </w:r>
+          </w:p>
+        </w:tc>
+        <w:tc>
+          <w:tcPr/>
+          <w:p>
+            <w:pPr>
+              <w:pStyle w:val="Compact"/>
+            </w:pPr>
+            <w:r>
+              <w:t xml:space="preserve">0.9</w:t>
+            </w:r>
+          </w:p>
+        </w:tc>
+        <w:tc>
+          <w:tcPr/>
+          <w:p>
+            <w:pPr>
+              <w:pStyle w:val="Compact"/>
+            </w:pPr>
+            <w:r>
+              <w:t xml:space="preserve">0.925</w:t>
+            </w:r>
+          </w:p>
+        </w:tc>
+      </w:tr>
+      <w:tr>
+        <w:tc>
+          <w:tcPr/>
+          <w:p>
+            <w:pPr>
+              <w:pStyle w:val="Compact"/>
+            </w:pPr>
+            <w:r>
+              <w:t xml:space="preserve">0.1</w:t>
+            </w:r>
+          </w:p>
+        </w:tc>
+        <w:tc>
+          <w:tcPr/>
+          <w:p>
+            <w:pPr>
+              <w:pStyle w:val="Compact"/>
+            </w:pPr>
+            <w:r>
+              <w:t xml:space="preserve">0.99</w:t>
+            </w:r>
+          </w:p>
+        </w:tc>
+        <w:tc>
+          <w:tcPr/>
+          <w:p>
+            <w:pPr>
+              <w:pStyle w:val="Compact"/>
+            </w:pPr>
+            <w:r>
+              <w:t xml:space="preserve">0.925</w:t>
+            </w:r>
+          </w:p>
+        </w:tc>
+      </w:tr>
+      <w:tr>
+        <w:tc>
+          <w:tcPr/>
+          <w:p>
+            <w:pPr>
+              <w:pStyle w:val="Compact"/>
+            </w:pPr>
+            <w:r>
+              <w:t xml:space="preserve">1.0</w:t>
+            </w:r>
+          </w:p>
+        </w:tc>
+        <w:tc>
+          <w:tcPr/>
+          <w:p>
+            <w:pPr>
+              <w:pStyle w:val="Compact"/>
+            </w:pPr>
+            <w:r>
+              <w:t xml:space="preserve">0.5</w:t>
+            </w:r>
+          </w:p>
+        </w:tc>
+        <w:tc>
+          <w:tcPr/>
+          <w:p>
+            <w:pPr>
+              <w:pStyle w:val="Compact"/>
+            </w:pPr>
+            <w:r>
+              <w:t xml:space="preserve">0.887</w:t>
+            </w:r>
+          </w:p>
+        </w:tc>
+      </w:tr>
+      <w:tr>
+        <w:tc>
+          <w:tcPr/>
+          <w:p>
+            <w:pPr>
+              <w:pStyle w:val="Compact"/>
+            </w:pPr>
+            <w:r>
+              <w:t xml:space="preserve">1.0</w:t>
+            </w:r>
+          </w:p>
+        </w:tc>
+        <w:tc>
+          <w:tcPr/>
+          <w:p>
+            <w:pPr>
+              <w:pStyle w:val="Compact"/>
+            </w:pPr>
+            <w:r>
+              <w:t xml:space="preserve">0.9</w:t>
+            </w:r>
+          </w:p>
+        </w:tc>
+        <w:tc>
+          <w:tcPr/>
+          <w:p>
+            <w:pPr>
+              <w:pStyle w:val="Compact"/>
+            </w:pPr>
+            <w:r>
+              <w:t xml:space="preserve">0.895</w:t>
+            </w:r>
+          </w:p>
+        </w:tc>
+      </w:tr>
+      <w:tr>
+        <w:tc>
+          <w:tcPr/>
+          <w:p>
+            <w:pPr>
+              <w:pStyle w:val="Compact"/>
+            </w:pPr>
+            <w:r>
+              <w:t xml:space="preserve">1.0</w:t>
+            </w:r>
+          </w:p>
+        </w:tc>
+        <w:tc>
+          <w:tcPr/>
+          <w:p>
+            <w:pPr>
+              <w:pStyle w:val="Compact"/>
+            </w:pPr>
+            <w:r>
+              <w:t xml:space="preserve">0.99</w:t>
+            </w:r>
+          </w:p>
+        </w:tc>
+        <w:tc>
+          <w:tcPr/>
+          <w:p>
+            <w:pPr>
+              <w:pStyle w:val="Compact"/>
+            </w:pPr>
+            <w:r>
+              <w:t xml:space="preserve">0.897</w:t>
+            </w:r>
+          </w:p>
+        </w:tc>
+      </w:tr>
+    </w:tbl>
     <w:bookmarkEnd w:id="14"/>
     <w:bookmarkStart w:id="15" w:name="supplementary-table-s3"/>
     <w:p>
@@ -2434,7 +2434,7 @@
               <w:pStyle w:val="Compact"/>
             </w:pPr>
             <w:r>
-              <w:t xml:space="preserve">Materials &amp; Methods: EHR models; Late fusion; Supplementary Table S1</w:t>
+              <w:t xml:space="preserve">Materials &amp; Methods: EHR models; Late fusion; Supplementary Table S2</w:t>
             </w:r>
           </w:p>
         </w:tc>
